--- a/FSD MERN- Gen AI Powered Software Testing JUNE 2026 batch 1/FSD MERN- Gen AI Powered Software Testing JUNE 2026 batch 1 - Day 1 - 21-06-2026.docx
+++ b/FSD MERN- Gen AI Powered Software Testing JUNE 2026 batch 1/FSD MERN- Gen AI Powered Software Testing JUNE 2026 batch 1 - Day 1 - 21-06-2026.docx
@@ -879,6 +879,341 @@
         </w:drawing>
       </w:r>
     </w:p>
+    <w:p/>
+    <w:p>
+      <w:r>
+        <w:t xml:space="preserve">API testing using </w:t>
+      </w:r>
+      <w:proofErr w:type="spellStart"/>
+      <w:r>
+        <w:t>testregior</w:t>
+      </w:r>
+      <w:proofErr w:type="spellEnd"/>
+      <w:r>
+        <w:t xml:space="preserve"> app</w:t>
+      </w:r>
+    </w:p>
+    <w:p>
+      <w:r>
+        <w:rPr>
+          <w:noProof/>
+        </w:rPr>
+        <w:lastRenderedPageBreak/>
+        <w:drawing>
+          <wp:inline distT="0" distB="0" distL="0" distR="0" wp14:anchorId="2078A556" wp14:editId="12878564">
+            <wp:extent cx="5731510" cy="4723130"/>
+            <wp:effectExtent l="0" t="0" r="2540" b="1270"/>
+            <wp:docPr id="1475433129" name="Picture 1"/>
+            <wp:cNvGraphicFramePr>
+              <a:graphicFrameLocks xmlns:a="http://schemas.openxmlformats.org/drawingml/2006/main" noChangeAspect="1"/>
+            </wp:cNvGraphicFramePr>
+            <a:graphic xmlns:a="http://schemas.openxmlformats.org/drawingml/2006/main">
+              <a:graphicData uri="http://schemas.openxmlformats.org/drawingml/2006/picture">
+                <pic:pic xmlns:pic="http://schemas.openxmlformats.org/drawingml/2006/picture">
+                  <pic:nvPicPr>
+                    <pic:cNvPr id="1475433129" name=""/>
+                    <pic:cNvPicPr/>
+                  </pic:nvPicPr>
+                  <pic:blipFill>
+                    <a:blip r:embed="rId8"/>
+                    <a:stretch>
+                      <a:fillRect/>
+                    </a:stretch>
+                  </pic:blipFill>
+                  <pic:spPr>
+                    <a:xfrm>
+                      <a:off x="0" y="0"/>
+                      <a:ext cx="5731510" cy="4723130"/>
+                    </a:xfrm>
+                    <a:prstGeom prst="rect">
+                      <a:avLst/>
+                    </a:prstGeom>
+                  </pic:spPr>
+                </pic:pic>
+              </a:graphicData>
+            </a:graphic>
+          </wp:inline>
+        </w:drawing>
+      </w:r>
+    </w:p>
+    <w:p/>
+    <w:p>
+      <w:r>
+        <w:rPr>
+          <w:noProof/>
+        </w:rPr>
+        <w:lastRenderedPageBreak/>
+        <w:drawing>
+          <wp:inline distT="0" distB="0" distL="0" distR="0" wp14:anchorId="3C78D2A6" wp14:editId="34B05D85">
+            <wp:extent cx="5731510" cy="4536440"/>
+            <wp:effectExtent l="0" t="0" r="2540" b="0"/>
+            <wp:docPr id="983136403" name="Picture 1"/>
+            <wp:cNvGraphicFramePr>
+              <a:graphicFrameLocks xmlns:a="http://schemas.openxmlformats.org/drawingml/2006/main" noChangeAspect="1"/>
+            </wp:cNvGraphicFramePr>
+            <a:graphic xmlns:a="http://schemas.openxmlformats.org/drawingml/2006/main">
+              <a:graphicData uri="http://schemas.openxmlformats.org/drawingml/2006/picture">
+                <pic:pic xmlns:pic="http://schemas.openxmlformats.org/drawingml/2006/picture">
+                  <pic:nvPicPr>
+                    <pic:cNvPr id="983136403" name=""/>
+                    <pic:cNvPicPr/>
+                  </pic:nvPicPr>
+                  <pic:blipFill>
+                    <a:blip r:embed="rId9"/>
+                    <a:stretch>
+                      <a:fillRect/>
+                    </a:stretch>
+                  </pic:blipFill>
+                  <pic:spPr>
+                    <a:xfrm>
+                      <a:off x="0" y="0"/>
+                      <a:ext cx="5731510" cy="4536440"/>
+                    </a:xfrm>
+                    <a:prstGeom prst="rect">
+                      <a:avLst/>
+                    </a:prstGeom>
+                  </pic:spPr>
+                </pic:pic>
+              </a:graphicData>
+            </a:graphic>
+          </wp:inline>
+        </w:drawing>
+      </w:r>
+    </w:p>
+    <w:p/>
+    <w:p>
+      <w:r>
+        <w:rPr>
+          <w:noProof/>
+        </w:rPr>
+        <w:lastRenderedPageBreak/>
+        <w:drawing>
+          <wp:inline distT="0" distB="0" distL="0" distR="0" wp14:anchorId="6AACF34F" wp14:editId="3A6793EF">
+            <wp:extent cx="5731510" cy="4995545"/>
+            <wp:effectExtent l="0" t="0" r="2540" b="0"/>
+            <wp:docPr id="1967095758" name="Picture 1"/>
+            <wp:cNvGraphicFramePr>
+              <a:graphicFrameLocks xmlns:a="http://schemas.openxmlformats.org/drawingml/2006/main" noChangeAspect="1"/>
+            </wp:cNvGraphicFramePr>
+            <a:graphic xmlns:a="http://schemas.openxmlformats.org/drawingml/2006/main">
+              <a:graphicData uri="http://schemas.openxmlformats.org/drawingml/2006/picture">
+                <pic:pic xmlns:pic="http://schemas.openxmlformats.org/drawingml/2006/picture">
+                  <pic:nvPicPr>
+                    <pic:cNvPr id="1967095758" name=""/>
+                    <pic:cNvPicPr/>
+                  </pic:nvPicPr>
+                  <pic:blipFill>
+                    <a:blip r:embed="rId10"/>
+                    <a:stretch>
+                      <a:fillRect/>
+                    </a:stretch>
+                  </pic:blipFill>
+                  <pic:spPr>
+                    <a:xfrm>
+                      <a:off x="0" y="0"/>
+                      <a:ext cx="5731510" cy="4995545"/>
+                    </a:xfrm>
+                    <a:prstGeom prst="rect">
+                      <a:avLst/>
+                    </a:prstGeom>
+                  </pic:spPr>
+                </pic:pic>
+              </a:graphicData>
+            </a:graphic>
+          </wp:inline>
+        </w:drawing>
+      </w:r>
+    </w:p>
+    <w:p/>
+    <w:p>
+      <w:r>
+        <w:rPr>
+          <w:noProof/>
+        </w:rPr>
+        <w:drawing>
+          <wp:inline distT="0" distB="0" distL="0" distR="0" wp14:anchorId="32B72322" wp14:editId="07BFE383">
+            <wp:extent cx="5731510" cy="3394710"/>
+            <wp:effectExtent l="0" t="0" r="2540" b="0"/>
+            <wp:docPr id="2139790188" name="Picture 1"/>
+            <wp:cNvGraphicFramePr>
+              <a:graphicFrameLocks xmlns:a="http://schemas.openxmlformats.org/drawingml/2006/main" noChangeAspect="1"/>
+            </wp:cNvGraphicFramePr>
+            <a:graphic xmlns:a="http://schemas.openxmlformats.org/drawingml/2006/main">
+              <a:graphicData uri="http://schemas.openxmlformats.org/drawingml/2006/picture">
+                <pic:pic xmlns:pic="http://schemas.openxmlformats.org/drawingml/2006/picture">
+                  <pic:nvPicPr>
+                    <pic:cNvPr id="2139790188" name=""/>
+                    <pic:cNvPicPr/>
+                  </pic:nvPicPr>
+                  <pic:blipFill>
+                    <a:blip r:embed="rId11"/>
+                    <a:stretch>
+                      <a:fillRect/>
+                    </a:stretch>
+                  </pic:blipFill>
+                  <pic:spPr>
+                    <a:xfrm>
+                      <a:off x="0" y="0"/>
+                      <a:ext cx="5731510" cy="3394710"/>
+                    </a:xfrm>
+                    <a:prstGeom prst="rect">
+                      <a:avLst/>
+                    </a:prstGeom>
+                  </pic:spPr>
+                </pic:pic>
+              </a:graphicData>
+            </a:graphic>
+          </wp:inline>
+        </w:drawing>
+      </w:r>
+    </w:p>
+    <w:p/>
+    <w:p/>
+    <w:p>
+      <w:r>
+        <w:t xml:space="preserve">Connecting </w:t>
+      </w:r>
+      <w:proofErr w:type="spellStart"/>
+      <w:r>
+        <w:t>mysql</w:t>
+      </w:r>
+      <w:proofErr w:type="spellEnd"/>
+      <w:r>
+        <w:t xml:space="preserve"> database using express/node </w:t>
+      </w:r>
+      <w:proofErr w:type="spellStart"/>
+      <w:r>
+        <w:t>js</w:t>
+      </w:r>
+      <w:proofErr w:type="spellEnd"/>
+      <w:r>
+        <w:t xml:space="preserve"> </w:t>
+      </w:r>
+    </w:p>
+    <w:p>
+      <w:pPr>
+        <w:rPr>
+          <w:b/>
+          <w:bCs/>
+        </w:rPr>
+      </w:pPr>
+      <w:proofErr w:type="spellStart"/>
+      <w:r>
+        <w:rPr>
+          <w:b/>
+          <w:bCs/>
+        </w:rPr>
+        <w:t>mkdir</w:t>
+      </w:r>
+      <w:proofErr w:type="spellEnd"/>
+      <w:r>
+        <w:rPr>
+          <w:b/>
+          <w:bCs/>
+        </w:rPr>
+        <w:t xml:space="preserve"> express-</w:t>
+      </w:r>
+      <w:proofErr w:type="spellStart"/>
+      <w:r>
+        <w:rPr>
+          <w:b/>
+          <w:bCs/>
+        </w:rPr>
+        <w:t>js</w:t>
+      </w:r>
+      <w:proofErr w:type="spellEnd"/>
+      <w:r>
+        <w:rPr>
+          <w:b/>
+          <w:bCs/>
+        </w:rPr>
+        <w:t>-with-</w:t>
+      </w:r>
+      <w:proofErr w:type="spellStart"/>
+      <w:r>
+        <w:rPr>
+          <w:b/>
+          <w:bCs/>
+        </w:rPr>
+        <w:t>mysql</w:t>
+      </w:r>
+      <w:proofErr w:type="spellEnd"/>
+      <w:r>
+        <w:rPr>
+          <w:b/>
+          <w:bCs/>
+        </w:rPr>
+        <w:t xml:space="preserve"> </w:t>
+      </w:r>
+    </w:p>
+    <w:p>
+      <w:pPr>
+        <w:rPr>
+          <w:b/>
+          <w:bCs/>
+        </w:rPr>
+      </w:pPr>
+      <w:proofErr w:type="spellStart"/>
+      <w:r>
+        <w:rPr>
+          <w:b/>
+          <w:bCs/>
+        </w:rPr>
+        <w:t>npm</w:t>
+      </w:r>
+      <w:proofErr w:type="spellEnd"/>
+      <w:r>
+        <w:rPr>
+          <w:b/>
+          <w:bCs/>
+        </w:rPr>
+        <w:t xml:space="preserve"> </w:t>
+      </w:r>
+      <w:proofErr w:type="spellStart"/>
+      <w:r>
+        <w:rPr>
+          <w:b/>
+          <w:bCs/>
+        </w:rPr>
+        <w:t>init</w:t>
+      </w:r>
+      <w:proofErr w:type="spellEnd"/>
+      <w:r>
+        <w:rPr>
+          <w:b/>
+          <w:bCs/>
+        </w:rPr>
+        <w:t xml:space="preserve"> -y</w:t>
+      </w:r>
+    </w:p>
+    <w:p>
+      <w:pPr>
+        <w:rPr>
+          <w:b/>
+          <w:bCs/>
+        </w:rPr>
+      </w:pPr>
+      <w:proofErr w:type="spellStart"/>
+      <w:r>
+        <w:rPr>
+          <w:b/>
+          <w:bCs/>
+          <w:highlight w:val="yellow"/>
+        </w:rPr>
+        <w:t>npm</w:t>
+      </w:r>
+      <w:proofErr w:type="spellEnd"/>
+      <w:r>
+        <w:rPr>
+          <w:b/>
+          <w:bCs/>
+          <w:highlight w:val="yellow"/>
+        </w:rPr>
+        <w:t xml:space="preserve"> install express mysql2</w:t>
+      </w:r>
+    </w:p>
+    <w:p/>
+    <w:p/>
     <w:p/>
     <w:p/>
     <w:p/>
